--- a/benchmarks/docx/corpus/baseline/display-equation.docx
+++ b/benchmarks/docx/corpus/baseline/display-equation.docx
@@ -566,7 +566,7 @@
     <w:link w:val="Heading1Char"/>
     <w:uiPriority w:val="9"/>
     <w:qFormat/>
-    <w:rsid w:val="008A62E2"/>
+    <w:rsid w:val="002E43AF"/>
     <w:pPr>
       <w:keepNext/>
       <w:keepLines/>
@@ -589,7 +589,7 @@
     <w:semiHidden/>
     <w:unhideWhenUsed/>
     <w:qFormat/>
-    <w:rsid w:val="008A62E2"/>
+    <w:rsid w:val="002E43AF"/>
     <w:pPr>
       <w:keepNext/>
       <w:keepLines/>
@@ -612,7 +612,7 @@
     <w:semiHidden/>
     <w:unhideWhenUsed/>
     <w:qFormat/>
-    <w:rsid w:val="008A62E2"/>
+    <w:rsid w:val="002E43AF"/>
     <w:pPr>
       <w:keepNext/>
       <w:keepLines/>
@@ -635,7 +635,7 @@
     <w:semiHidden/>
     <w:unhideWhenUsed/>
     <w:qFormat/>
-    <w:rsid w:val="008A62E2"/>
+    <w:rsid w:val="002E43AF"/>
     <w:pPr>
       <w:keepNext/>
       <w:keepLines/>
@@ -658,7 +658,7 @@
     <w:semiHidden/>
     <w:unhideWhenUsed/>
     <w:qFormat/>
-    <w:rsid w:val="008A62E2"/>
+    <w:rsid w:val="002E43AF"/>
     <w:pPr>
       <w:keepNext/>
       <w:keepLines/>
@@ -679,7 +679,7 @@
     <w:semiHidden/>
     <w:unhideWhenUsed/>
     <w:qFormat/>
-    <w:rsid w:val="008A62E2"/>
+    <w:rsid w:val="002E43AF"/>
     <w:pPr>
       <w:keepNext/>
       <w:keepLines/>
@@ -702,7 +702,7 @@
     <w:semiHidden/>
     <w:unhideWhenUsed/>
     <w:qFormat/>
-    <w:rsid w:val="008A62E2"/>
+    <w:rsid w:val="002E43AF"/>
     <w:pPr>
       <w:keepNext/>
       <w:keepLines/>
@@ -723,7 +723,7 @@
     <w:semiHidden/>
     <w:unhideWhenUsed/>
     <w:qFormat/>
-    <w:rsid w:val="008A62E2"/>
+    <w:rsid w:val="002E43AF"/>
     <w:pPr>
       <w:keepNext/>
       <w:keepLines/>
@@ -746,7 +746,7 @@
     <w:semiHidden/>
     <w:unhideWhenUsed/>
     <w:qFormat/>
-    <w:rsid w:val="008A62E2"/>
+    <w:rsid w:val="002E43AF"/>
     <w:pPr>
       <w:keepNext/>
       <w:keepLines/>
@@ -790,7 +790,7 @@
     <w:basedOn w:val="DefaultParagraphFont"/>
     <w:link w:val="Heading1"/>
     <w:uiPriority w:val="9"/>
-    <w:rsid w:val="008A62E2"/>
+    <w:rsid w:val="002E43AF"/>
     <w:rPr>
       <w:rFonts w:asciiTheme="majorHAnsi" w:eastAsiaTheme="majorEastAsia" w:hAnsiTheme="majorHAnsi" w:cstheme="majorBidi"/>
       <w:color w:val="2F5496" w:themeColor="accent1" w:themeShade="BF"/>
@@ -804,7 +804,7 @@
     <w:link w:val="Heading2"/>
     <w:uiPriority w:val="9"/>
     <w:semiHidden/>
-    <w:rsid w:val="008A62E2"/>
+    <w:rsid w:val="002E43AF"/>
     <w:rPr>
       <w:rFonts w:asciiTheme="majorHAnsi" w:eastAsiaTheme="majorEastAsia" w:hAnsiTheme="majorHAnsi" w:cstheme="majorBidi"/>
       <w:color w:val="2F5496" w:themeColor="accent1" w:themeShade="BF"/>
@@ -818,7 +818,7 @@
     <w:link w:val="Heading3"/>
     <w:uiPriority w:val="9"/>
     <w:semiHidden/>
-    <w:rsid w:val="008A62E2"/>
+    <w:rsid w:val="002E43AF"/>
     <w:rPr>
       <w:rFonts w:eastAsiaTheme="majorEastAsia" w:cstheme="majorBidi"/>
       <w:color w:val="2F5496" w:themeColor="accent1" w:themeShade="BF"/>
@@ -832,7 +832,7 @@
     <w:link w:val="Heading4"/>
     <w:uiPriority w:val="9"/>
     <w:semiHidden/>
-    <w:rsid w:val="008A62E2"/>
+    <w:rsid w:val="002E43AF"/>
     <w:rPr>
       <w:rFonts w:eastAsiaTheme="majorEastAsia" w:cstheme="majorBidi"/>
       <w:i/>
@@ -846,7 +846,7 @@
     <w:link w:val="Heading5"/>
     <w:uiPriority w:val="9"/>
     <w:semiHidden/>
-    <w:rsid w:val="008A62E2"/>
+    <w:rsid w:val="002E43AF"/>
     <w:rPr>
       <w:rFonts w:eastAsiaTheme="majorEastAsia" w:cstheme="majorBidi"/>
       <w:color w:val="2F5496" w:themeColor="accent1" w:themeShade="BF"/>
@@ -858,7 +858,7 @@
     <w:link w:val="Heading6"/>
     <w:uiPriority w:val="9"/>
     <w:semiHidden/>
-    <w:rsid w:val="008A62E2"/>
+    <w:rsid w:val="002E43AF"/>
     <w:rPr>
       <w:rFonts w:eastAsiaTheme="majorEastAsia" w:cstheme="majorBidi"/>
       <w:i/>
@@ -872,7 +872,7 @@
     <w:link w:val="Heading7"/>
     <w:uiPriority w:val="9"/>
     <w:semiHidden/>
-    <w:rsid w:val="008A62E2"/>
+    <w:rsid w:val="002E43AF"/>
     <w:rPr>
       <w:rFonts w:eastAsiaTheme="majorEastAsia" w:cstheme="majorBidi"/>
       <w:color w:val="595959" w:themeColor="text1" w:themeTint="A6"/>
@@ -884,7 +884,7 @@
     <w:link w:val="Heading8"/>
     <w:uiPriority w:val="9"/>
     <w:semiHidden/>
-    <w:rsid w:val="008A62E2"/>
+    <w:rsid w:val="002E43AF"/>
     <w:rPr>
       <w:rFonts w:eastAsiaTheme="majorEastAsia" w:cstheme="majorBidi"/>
       <w:i/>
@@ -898,7 +898,7 @@
     <w:link w:val="Heading9"/>
     <w:uiPriority w:val="9"/>
     <w:semiHidden/>
-    <w:rsid w:val="008A62E2"/>
+    <w:rsid w:val="002E43AF"/>
     <w:rPr>
       <w:rFonts w:eastAsiaTheme="majorEastAsia" w:cstheme="majorBidi"/>
       <w:color w:val="272727" w:themeColor="text1" w:themeTint="D8"/>
@@ -911,7 +911,7 @@
     <w:link w:val="TitleChar"/>
     <w:uiPriority w:val="10"/>
     <w:qFormat/>
-    <w:rsid w:val="008A62E2"/>
+    <w:rsid w:val="002E43AF"/>
     <w:pPr>
       <w:spacing w:after="80" w:line="240" w:lineRule="auto"/>
       <w:contextualSpacing/>
@@ -929,7 +929,7 @@
     <w:basedOn w:val="DefaultParagraphFont"/>
     <w:link w:val="Title"/>
     <w:uiPriority w:val="10"/>
-    <w:rsid w:val="008A62E2"/>
+    <w:rsid w:val="002E43AF"/>
     <w:rPr>
       <w:rFonts w:asciiTheme="majorHAnsi" w:eastAsiaTheme="majorEastAsia" w:hAnsiTheme="majorHAnsi" w:cstheme="majorBidi"/>
       <w:spacing w:val="-10"/>
@@ -945,7 +945,7 @@
     <w:link w:val="SubtitleChar"/>
     <w:uiPriority w:val="11"/>
     <w:qFormat/>
-    <w:rsid w:val="008A62E2"/>
+    <w:rsid w:val="002E43AF"/>
     <w:pPr>
       <w:numPr>
         <w:ilvl w:val="1"/>
@@ -964,7 +964,7 @@
     <w:basedOn w:val="DefaultParagraphFont"/>
     <w:link w:val="Subtitle"/>
     <w:uiPriority w:val="11"/>
-    <w:rsid w:val="008A62E2"/>
+    <w:rsid w:val="002E43AF"/>
     <w:rPr>
       <w:rFonts w:eastAsiaTheme="majorEastAsia" w:cstheme="majorBidi"/>
       <w:color w:val="595959" w:themeColor="text1" w:themeTint="A6"/>
@@ -980,7 +980,7 @@
     <w:link w:val="QuoteChar"/>
     <w:uiPriority w:val="29"/>
     <w:qFormat/>
-    <w:rsid w:val="008A62E2"/>
+    <w:rsid w:val="002E43AF"/>
     <w:pPr>
       <w:spacing w:before="160"/>
       <w:jc w:val="center"/>
@@ -996,7 +996,7 @@
     <w:basedOn w:val="DefaultParagraphFont"/>
     <w:link w:val="Quote"/>
     <w:uiPriority w:val="29"/>
-    <w:rsid w:val="008A62E2"/>
+    <w:rsid w:val="002E43AF"/>
     <w:rPr>
       <w:i/>
       <w:iCs/>
@@ -1008,7 +1008,7 @@
     <w:basedOn w:val="Normal"/>
     <w:uiPriority w:val="34"/>
     <w:qFormat/>
-    <w:rsid w:val="008A62E2"/>
+    <w:rsid w:val="002E43AF"/>
     <w:pPr>
       <w:ind w:left="720"/>
       <w:contextualSpacing/>
@@ -1019,7 +1019,7 @@
     <w:basedOn w:val="DefaultParagraphFont"/>
     <w:uiPriority w:val="21"/>
     <w:qFormat/>
-    <w:rsid w:val="008A62E2"/>
+    <w:rsid w:val="002E43AF"/>
     <w:rPr>
       <w:i/>
       <w:iCs/>
@@ -1033,7 +1033,7 @@
     <w:link w:val="IntenseQuoteChar"/>
     <w:uiPriority w:val="30"/>
     <w:qFormat/>
-    <w:rsid w:val="008A62E2"/>
+    <w:rsid w:val="002E43AF"/>
     <w:pPr>
       <w:pBdr>
         <w:top w:val="single" w:sz="4" w:space="10" w:color="2F5496" w:themeColor="accent1" w:themeShade="BF"/>
@@ -1054,7 +1054,7 @@
     <w:basedOn w:val="DefaultParagraphFont"/>
     <w:link w:val="IntenseQuote"/>
     <w:uiPriority w:val="30"/>
-    <w:rsid w:val="008A62E2"/>
+    <w:rsid w:val="002E43AF"/>
     <w:rPr>
       <w:i/>
       <w:iCs/>
@@ -1066,7 +1066,7 @@
     <w:basedOn w:val="DefaultParagraphFont"/>
     <w:uiPriority w:val="32"/>
     <w:qFormat/>
-    <w:rsid w:val="008A62E2"/>
+    <w:rsid w:val="002E43AF"/>
     <w:rPr>
       <w:b/>
       <w:bCs/>
@@ -1080,7 +1080,7 @@
     <w:basedOn w:val="Normal"/>
     <w:next w:val="Normal"/>
     <w:link w:val="EquationChar"/>
-    <w:rsid w:val="008A62E2"/>
+    <w:rsid w:val="002E43AF"/>
     <w:pPr>
       <w:jc w:val="center"/>
     </w:pPr>
@@ -1095,7 +1095,7 @@
     <w:name w:val="Equation Char"/>
     <w:basedOn w:val="Heading1Char"/>
     <w:link w:val="Equation"/>
-    <w:rsid w:val="008A62E2"/>
+    <w:rsid w:val="002E43AF"/>
     <w:rPr>
       <w:rFonts w:asciiTheme="majorHAnsi" w:eastAsiaTheme="majorEastAsia" w:hAnsiTheme="majorHAnsi" w:cstheme="majorBidi"/>
       <w:color w:val="2F5496" w:themeColor="accent1" w:themeShade="BF"/>

--- a/benchmarks/docx/corpus/baseline/display-equation.docx
+++ b/benchmarks/docx/corpus/baseline/display-equation.docx
@@ -566,7 +566,7 @@
     <w:link w:val="Heading1Char"/>
     <w:uiPriority w:val="9"/>
     <w:qFormat/>
-    <w:rsid w:val="002E43AF"/>
+    <w:rsid w:val="00035DF2"/>
     <w:pPr>
       <w:keepNext/>
       <w:keepLines/>
@@ -589,7 +589,7 @@
     <w:semiHidden/>
     <w:unhideWhenUsed/>
     <w:qFormat/>
-    <w:rsid w:val="002E43AF"/>
+    <w:rsid w:val="00035DF2"/>
     <w:pPr>
       <w:keepNext/>
       <w:keepLines/>
@@ -612,7 +612,7 @@
     <w:semiHidden/>
     <w:unhideWhenUsed/>
     <w:qFormat/>
-    <w:rsid w:val="002E43AF"/>
+    <w:rsid w:val="00035DF2"/>
     <w:pPr>
       <w:keepNext/>
       <w:keepLines/>
@@ -635,7 +635,7 @@
     <w:semiHidden/>
     <w:unhideWhenUsed/>
     <w:qFormat/>
-    <w:rsid w:val="002E43AF"/>
+    <w:rsid w:val="00035DF2"/>
     <w:pPr>
       <w:keepNext/>
       <w:keepLines/>
@@ -658,7 +658,7 @@
     <w:semiHidden/>
     <w:unhideWhenUsed/>
     <w:qFormat/>
-    <w:rsid w:val="002E43AF"/>
+    <w:rsid w:val="00035DF2"/>
     <w:pPr>
       <w:keepNext/>
       <w:keepLines/>
@@ -679,7 +679,7 @@
     <w:semiHidden/>
     <w:unhideWhenUsed/>
     <w:qFormat/>
-    <w:rsid w:val="002E43AF"/>
+    <w:rsid w:val="00035DF2"/>
     <w:pPr>
       <w:keepNext/>
       <w:keepLines/>
@@ -702,7 +702,7 @@
     <w:semiHidden/>
     <w:unhideWhenUsed/>
     <w:qFormat/>
-    <w:rsid w:val="002E43AF"/>
+    <w:rsid w:val="00035DF2"/>
     <w:pPr>
       <w:keepNext/>
       <w:keepLines/>
@@ -723,7 +723,7 @@
     <w:semiHidden/>
     <w:unhideWhenUsed/>
     <w:qFormat/>
-    <w:rsid w:val="002E43AF"/>
+    <w:rsid w:val="00035DF2"/>
     <w:pPr>
       <w:keepNext/>
       <w:keepLines/>
@@ -746,7 +746,7 @@
     <w:semiHidden/>
     <w:unhideWhenUsed/>
     <w:qFormat/>
-    <w:rsid w:val="002E43AF"/>
+    <w:rsid w:val="00035DF2"/>
     <w:pPr>
       <w:keepNext/>
       <w:keepLines/>
@@ -790,7 +790,7 @@
     <w:basedOn w:val="DefaultParagraphFont"/>
     <w:link w:val="Heading1"/>
     <w:uiPriority w:val="9"/>
-    <w:rsid w:val="002E43AF"/>
+    <w:rsid w:val="00035DF2"/>
     <w:rPr>
       <w:rFonts w:asciiTheme="majorHAnsi" w:eastAsiaTheme="majorEastAsia" w:hAnsiTheme="majorHAnsi" w:cstheme="majorBidi"/>
       <w:color w:val="2F5496" w:themeColor="accent1" w:themeShade="BF"/>
@@ -804,7 +804,7 @@
     <w:link w:val="Heading2"/>
     <w:uiPriority w:val="9"/>
     <w:semiHidden/>
-    <w:rsid w:val="002E43AF"/>
+    <w:rsid w:val="00035DF2"/>
     <w:rPr>
       <w:rFonts w:asciiTheme="majorHAnsi" w:eastAsiaTheme="majorEastAsia" w:hAnsiTheme="majorHAnsi" w:cstheme="majorBidi"/>
       <w:color w:val="2F5496" w:themeColor="accent1" w:themeShade="BF"/>
@@ -818,7 +818,7 @@
     <w:link w:val="Heading3"/>
     <w:uiPriority w:val="9"/>
     <w:semiHidden/>
-    <w:rsid w:val="002E43AF"/>
+    <w:rsid w:val="00035DF2"/>
     <w:rPr>
       <w:rFonts w:eastAsiaTheme="majorEastAsia" w:cstheme="majorBidi"/>
       <w:color w:val="2F5496" w:themeColor="accent1" w:themeShade="BF"/>
@@ -832,7 +832,7 @@
     <w:link w:val="Heading4"/>
     <w:uiPriority w:val="9"/>
     <w:semiHidden/>
-    <w:rsid w:val="002E43AF"/>
+    <w:rsid w:val="00035DF2"/>
     <w:rPr>
       <w:rFonts w:eastAsiaTheme="majorEastAsia" w:cstheme="majorBidi"/>
       <w:i/>
@@ -846,7 +846,7 @@
     <w:link w:val="Heading5"/>
     <w:uiPriority w:val="9"/>
     <w:semiHidden/>
-    <w:rsid w:val="002E43AF"/>
+    <w:rsid w:val="00035DF2"/>
     <w:rPr>
       <w:rFonts w:eastAsiaTheme="majorEastAsia" w:cstheme="majorBidi"/>
       <w:color w:val="2F5496" w:themeColor="accent1" w:themeShade="BF"/>
@@ -858,7 +858,7 @@
     <w:link w:val="Heading6"/>
     <w:uiPriority w:val="9"/>
     <w:semiHidden/>
-    <w:rsid w:val="002E43AF"/>
+    <w:rsid w:val="00035DF2"/>
     <w:rPr>
       <w:rFonts w:eastAsiaTheme="majorEastAsia" w:cstheme="majorBidi"/>
       <w:i/>
@@ -872,7 +872,7 @@
     <w:link w:val="Heading7"/>
     <w:uiPriority w:val="9"/>
     <w:semiHidden/>
-    <w:rsid w:val="002E43AF"/>
+    <w:rsid w:val="00035DF2"/>
     <w:rPr>
       <w:rFonts w:eastAsiaTheme="majorEastAsia" w:cstheme="majorBidi"/>
       <w:color w:val="595959" w:themeColor="text1" w:themeTint="A6"/>
@@ -884,7 +884,7 @@
     <w:link w:val="Heading8"/>
     <w:uiPriority w:val="9"/>
     <w:semiHidden/>
-    <w:rsid w:val="002E43AF"/>
+    <w:rsid w:val="00035DF2"/>
     <w:rPr>
       <w:rFonts w:eastAsiaTheme="majorEastAsia" w:cstheme="majorBidi"/>
       <w:i/>
@@ -898,7 +898,7 @@
     <w:link w:val="Heading9"/>
     <w:uiPriority w:val="9"/>
     <w:semiHidden/>
-    <w:rsid w:val="002E43AF"/>
+    <w:rsid w:val="00035DF2"/>
     <w:rPr>
       <w:rFonts w:eastAsiaTheme="majorEastAsia" w:cstheme="majorBidi"/>
       <w:color w:val="272727" w:themeColor="text1" w:themeTint="D8"/>
@@ -911,7 +911,7 @@
     <w:link w:val="TitleChar"/>
     <w:uiPriority w:val="10"/>
     <w:qFormat/>
-    <w:rsid w:val="002E43AF"/>
+    <w:rsid w:val="00035DF2"/>
     <w:pPr>
       <w:spacing w:after="80" w:line="240" w:lineRule="auto"/>
       <w:contextualSpacing/>
@@ -929,7 +929,7 @@
     <w:basedOn w:val="DefaultParagraphFont"/>
     <w:link w:val="Title"/>
     <w:uiPriority w:val="10"/>
-    <w:rsid w:val="002E43AF"/>
+    <w:rsid w:val="00035DF2"/>
     <w:rPr>
       <w:rFonts w:asciiTheme="majorHAnsi" w:eastAsiaTheme="majorEastAsia" w:hAnsiTheme="majorHAnsi" w:cstheme="majorBidi"/>
       <w:spacing w:val="-10"/>
@@ -945,7 +945,7 @@
     <w:link w:val="SubtitleChar"/>
     <w:uiPriority w:val="11"/>
     <w:qFormat/>
-    <w:rsid w:val="002E43AF"/>
+    <w:rsid w:val="00035DF2"/>
     <w:pPr>
       <w:numPr>
         <w:ilvl w:val="1"/>
@@ -964,7 +964,7 @@
     <w:basedOn w:val="DefaultParagraphFont"/>
     <w:link w:val="Subtitle"/>
     <w:uiPriority w:val="11"/>
-    <w:rsid w:val="002E43AF"/>
+    <w:rsid w:val="00035DF2"/>
     <w:rPr>
       <w:rFonts w:eastAsiaTheme="majorEastAsia" w:cstheme="majorBidi"/>
       <w:color w:val="595959" w:themeColor="text1" w:themeTint="A6"/>
@@ -980,7 +980,7 @@
     <w:link w:val="QuoteChar"/>
     <w:uiPriority w:val="29"/>
     <w:qFormat/>
-    <w:rsid w:val="002E43AF"/>
+    <w:rsid w:val="00035DF2"/>
     <w:pPr>
       <w:spacing w:before="160"/>
       <w:jc w:val="center"/>
@@ -996,7 +996,7 @@
     <w:basedOn w:val="DefaultParagraphFont"/>
     <w:link w:val="Quote"/>
     <w:uiPriority w:val="29"/>
-    <w:rsid w:val="002E43AF"/>
+    <w:rsid w:val="00035DF2"/>
     <w:rPr>
       <w:i/>
       <w:iCs/>
@@ -1008,7 +1008,7 @@
     <w:basedOn w:val="Normal"/>
     <w:uiPriority w:val="34"/>
     <w:qFormat/>
-    <w:rsid w:val="002E43AF"/>
+    <w:rsid w:val="00035DF2"/>
     <w:pPr>
       <w:ind w:left="720"/>
       <w:contextualSpacing/>
@@ -1019,7 +1019,7 @@
     <w:basedOn w:val="DefaultParagraphFont"/>
     <w:uiPriority w:val="21"/>
     <w:qFormat/>
-    <w:rsid w:val="002E43AF"/>
+    <w:rsid w:val="00035DF2"/>
     <w:rPr>
       <w:i/>
       <w:iCs/>
@@ -1033,7 +1033,7 @@
     <w:link w:val="IntenseQuoteChar"/>
     <w:uiPriority w:val="30"/>
     <w:qFormat/>
-    <w:rsid w:val="002E43AF"/>
+    <w:rsid w:val="00035DF2"/>
     <w:pPr>
       <w:pBdr>
         <w:top w:val="single" w:sz="4" w:space="10" w:color="2F5496" w:themeColor="accent1" w:themeShade="BF"/>
@@ -1054,7 +1054,7 @@
     <w:basedOn w:val="DefaultParagraphFont"/>
     <w:link w:val="IntenseQuote"/>
     <w:uiPriority w:val="30"/>
-    <w:rsid w:val="002E43AF"/>
+    <w:rsid w:val="00035DF2"/>
     <w:rPr>
       <w:i/>
       <w:iCs/>
@@ -1066,7 +1066,7 @@
     <w:basedOn w:val="DefaultParagraphFont"/>
     <w:uiPriority w:val="32"/>
     <w:qFormat/>
-    <w:rsid w:val="002E43AF"/>
+    <w:rsid w:val="00035DF2"/>
     <w:rPr>
       <w:b/>
       <w:bCs/>
@@ -1080,7 +1080,7 @@
     <w:basedOn w:val="Normal"/>
     <w:next w:val="Normal"/>
     <w:link w:val="EquationChar"/>
-    <w:rsid w:val="002E43AF"/>
+    <w:rsid w:val="00035DF2"/>
     <w:pPr>
       <w:jc w:val="center"/>
     </w:pPr>
@@ -1095,7 +1095,7 @@
     <w:name w:val="Equation Char"/>
     <w:basedOn w:val="Heading1Char"/>
     <w:link w:val="Equation"/>
-    <w:rsid w:val="002E43AF"/>
+    <w:rsid w:val="00035DF2"/>
     <w:rPr>
       <w:rFonts w:asciiTheme="majorHAnsi" w:eastAsiaTheme="majorEastAsia" w:hAnsiTheme="majorHAnsi" w:cstheme="majorBidi"/>
       <w:color w:val="2F5496" w:themeColor="accent1" w:themeShade="BF"/>
